--- a/data/Sample-CVs-Compliance-Role.docx
+++ b/data/Sample-CVs-Compliance-Role.docx
@@ -7,7 +7,12 @@
         <w:pStyle w:val="Title"/>
       </w:pPr>
       <w:r>
-        <w:t>Candidate Profile — Compliance Analyst (AML / Remittance)</w:t>
+        <w:t>Candidate Pack — Senior Compliance Officer (AML/CFT)</w:t>
+      </w:r>
+    </w:p>
+    <w:p>
+      <w:r>
+        <w:t>Three shortlisted candidates for the role advertised in November 2026. Recruiter: Adrenalin pulled from BambooHR. CV summaries below; full PDFs in the candidate folder on SharePoint.</w:t>
       </w:r>
     </w:p>
     <w:p>
@@ -20,113 +25,523 @@
     </w:p>
     <w:p>
       <w:r>
-        <w:t>Experience: 5 years</w:t>
+        <w:rPr>
+          <w:i/>
+        </w:rPr>
+        <w:t>Senior AML Analyst · 5 years · MyBank Berhad · Kuala Lumpur</w:t>
       </w:r>
     </w:p>
     <w:p>
       <w:r>
-        <w:t>Most recent role: Senior AML Analyst, MyBank Berhad</w:t>
+        <w:rPr>
+          <w:b/>
+        </w:rPr>
+        <w:t xml:space="preserve">Profile summary: </w:t>
+      </w:r>
+      <w:r>
+        <w:t>Mid-career AML specialist with deep transaction-monitoring experience in domestic retail and SME banking. Comfortable with both rule-based and behavioural analytics. Filed 47 STRs in 2025 (team lead).</w:t>
+      </w:r>
+    </w:p>
+    <w:p>
+      <w:pPr>
+        <w:pStyle w:val="Heading2"/>
+      </w:pPr>
+      <w:r>
+        <w:t>Experience</w:t>
       </w:r>
     </w:p>
     <w:p>
       <w:r>
-        <w:t>Education &amp; certifications: BBA (Hons) Banking, UiTM 2019; ICA Diploma in AML 2022</w:t>
+        <w:rPr>
+          <w:b/>
+        </w:rPr>
+        <w:t>MyBank Berhad — Senior AML Analyst (Aug 2023 – Present)</w:t>
       </w:r>
     </w:p>
     <w:p>
       <w:r>
-        <w:t>Key skills: AML/CFT, sanctions screening, STR filing, Actimize, Excel, Power BI, BM/EN</w:t>
+        <w:t>Lead a 4-person transaction-monitoring squad covering retail and SME books. Own the STR queue end-to-end (file, MLRO sign-off, BNM FIED portal submission). Reduced false-positive rate by 28% in 2025 by re-tuning velocity rules in Actimize. Acted as point of contact for two BNM thematic reviews on mule-account networks.</w:t>
       </w:r>
     </w:p>
     <w:p>
       <w:r>
-        <w:t>Notice period: 1 month</w:t>
+        <w:rPr>
+          <w:b/>
+        </w:rPr>
+        <w:t>MyBank Berhad — AML Analyst II (Mar 2021 – Jul 2023)</w:t>
       </w:r>
     </w:p>
     <w:p>
       <w:r>
-        <w:t>Expected package: RM 7,500 — RM 9,500 + standard benefits</w:t>
+        <w:t>Triaged daily Actimize alerts, performed CDD/EDD for medium-risk customers, supported the rollout of the upgraded sanctions screening tool (LexisNexis Bridger XG). Trained 30+ branch staff on the new escalation form.</w:t>
       </w:r>
     </w:p>
-    <w:p/>
+    <w:p>
+      <w:r>
+        <w:rPr>
+          <w:b/>
+        </w:rPr>
+        <w:t>MyBank Berhad — Compliance Executive (Apr 2019 – Feb 2021)</w:t>
+      </w:r>
+    </w:p>
+    <w:p>
+      <w:r>
+        <w:t>First role; rotated through KYC ops, PEP screening, and the regulatory reporting team. Authored the team's STR-quality checklist still in use today.</w:t>
+      </w:r>
+    </w:p>
+    <w:p>
+      <w:pPr>
+        <w:pStyle w:val="Heading2"/>
+      </w:pPr>
+      <w:r>
+        <w:t>Education</w:t>
+      </w:r>
+    </w:p>
+    <w:p>
+      <w:pPr>
+        <w:pStyle w:val="ListBullet"/>
+      </w:pPr>
+      <w:r>
+        <w:t>BBA (Hons) Banking &amp; Finance, UiTM Shah Alam, 2019 — First Class</w:t>
+      </w:r>
+    </w:p>
+    <w:p>
+      <w:pPr>
+        <w:pStyle w:val="Heading2"/>
+      </w:pPr>
+      <w:r>
+        <w:t>Certifications</w:t>
+      </w:r>
+    </w:p>
+    <w:p>
+      <w:pPr>
+        <w:pStyle w:val="ListBullet"/>
+      </w:pPr>
+      <w:r>
+        <w:t>ICA Diploma in AML 2022</w:t>
+      </w:r>
+    </w:p>
+    <w:p>
+      <w:pPr>
+        <w:pStyle w:val="ListBullet"/>
+      </w:pPr>
+      <w:r>
+        <w:t>ACAMS CAMS exam — passed Mar 2024</w:t>
+      </w:r>
+    </w:p>
+    <w:p>
+      <w:pPr>
+        <w:pStyle w:val="ListBullet"/>
+      </w:pPr>
+      <w:r>
+        <w:t>BNM AML/CFT Familiarisation Programme 2023</w:t>
+      </w:r>
+    </w:p>
+    <w:p>
+      <w:pPr>
+        <w:pStyle w:val="Heading2"/>
+      </w:pPr>
+      <w:r>
+        <w:t>Tools</w:t>
+      </w:r>
+    </w:p>
+    <w:p>
+      <w:r>
+        <w:t>Actimize SAM-9, LexisNexis Bridger XG, World-Check One, SAS Visual Investigator, Excel (advanced incl. Power Query), SQL (intermediate)</w:t>
+      </w:r>
+    </w:p>
+    <w:p>
+      <w:pPr>
+        <w:pStyle w:val="Heading2"/>
+      </w:pPr>
+      <w:r>
+        <w:t>Languages</w:t>
+      </w:r>
+    </w:p>
+    <w:p>
+      <w:r>
+        <w:t>Bahasa Malaysia (native), English (professional), Mandarin (basic conversational)</w:t>
+      </w:r>
+    </w:p>
+    <w:p>
+      <w:pPr>
+        <w:pStyle w:val="Heading2"/>
+      </w:pPr>
+      <w:r>
+        <w:t>Expected package &amp; notice</w:t>
+      </w:r>
+    </w:p>
+    <w:p>
+      <w:r>
+        <w:t>RM 9,800 / month · Notice: 1 month</w:t>
+      </w:r>
+    </w:p>
+    <w:p>
+      <w:pPr>
+        <w:pStyle w:val="Heading2"/>
+      </w:pPr>
+      <w:r>
+        <w:t>Recruiter notes</w:t>
+      </w:r>
+    </w:p>
+    <w:p>
+      <w:r>
+        <w:t>Strong references from the MyBank MLRO. Has actively asked about Contoso's stance on virtual-asset corridors — knowledgeable beyond JD.</w:t>
+      </w:r>
+    </w:p>
     <w:p>
       <w:pPr>
         <w:pStyle w:val="Heading1"/>
       </w:pPr>
       <w:r>
-        <w:t>Vishnu Raj</w:t>
+        <w:t>Kavindran a/l Ramasamy</w:t>
       </w:r>
     </w:p>
     <w:p>
       <w:r>
-        <w:t>Experience: 3 years</w:t>
+        <w:rPr>
+          <w:i/>
+        </w:rPr>
+        <w:t>AML Investigator · 7 years · Standard Pay International · Singapore (Malaysian, returning home)</w:t>
       </w:r>
     </w:p>
     <w:p>
       <w:r>
-        <w:t>Most recent role: Compliance Officer, FX-Express</w:t>
+        <w:rPr>
+          <w:b/>
+        </w:rPr>
+        <w:t xml:space="preserve">Profile summary: </w:t>
+      </w:r>
+      <w:r>
+        <w:t>Senior AML investigator with strong cross-border remittance background, returning to Malaysia for family reasons. Hands-on with high-volume MSB monitoring. Some Mandarin from Singapore wholesale FX desk exposure.</w:t>
+      </w:r>
+    </w:p>
+    <w:p>
+      <w:pPr>
+        <w:pStyle w:val="Heading2"/>
+      </w:pPr>
+      <w:r>
+        <w:t>Experience</w:t>
       </w:r>
     </w:p>
     <w:p>
       <w:r>
-        <w:t>Education &amp; certifications: LLB, University of Malaya 2021</w:t>
+        <w:rPr>
+          <w:b/>
+        </w:rPr>
+        <w:t>Standard Pay International — Senior Investigator, FCC (Mar 2022 – Present)</w:t>
       </w:r>
     </w:p>
     <w:p>
       <w:r>
-        <w:t>Key skills: AML, KYC, regulatory reporting, BNM AMLA 2001, drafting policies</w:t>
+        <w:t>Investigates complex cross-border remittance cases across the SGD–MYR–INR–PHP corridors. Owns thematic reviews; published an internal typology paper on mule-network patterns in the SGD–PHP corridor. Worked alongside MAS during a 2024 thematic on remittance-to-crypto leakage.</w:t>
       </w:r>
     </w:p>
     <w:p>
       <w:r>
-        <w:t>Notice period: 1 month</w:t>
+        <w:rPr>
+          <w:b/>
+        </w:rPr>
+        <w:t>Standard Pay — AML Analyst (Apr 2020 – Feb 2022)</w:t>
       </w:r>
     </w:p>
     <w:p>
       <w:r>
-        <w:t>Expected package: RM 7,500 — RM 9,500 + standard benefits</w:t>
+        <w:t>Daily transaction-monitoring across SGD and MYR books. Promoted twice within 24 months.</w:t>
       </w:r>
     </w:p>
-    <w:p/>
+    <w:p>
+      <w:r>
+        <w:rPr>
+          <w:b/>
+        </w:rPr>
+        <w:t>UOB Malaysia — Compliance Analyst (Jul 2018 – Mar 2020)</w:t>
+      </w:r>
+    </w:p>
+    <w:p>
+      <w:r>
+        <w:t>Onboarding QA for SME accounts, sanctions screening, periodic KYC refresh.</w:t>
+      </w:r>
+    </w:p>
+    <w:p>
+      <w:r>
+        <w:rPr>
+          <w:b/>
+        </w:rPr>
+        <w:t>Public Bank — Management Trainee (Jul 2017 – Jun 2018)</w:t>
+      </w:r>
+    </w:p>
+    <w:p>
+      <w:r>
+        <w:t>Branch operations rotation.</w:t>
+      </w:r>
+    </w:p>
+    <w:p>
+      <w:pPr>
+        <w:pStyle w:val="Heading2"/>
+      </w:pPr>
+      <w:r>
+        <w:t>Education</w:t>
+      </w:r>
+    </w:p>
+    <w:p>
+      <w:pPr>
+        <w:pStyle w:val="ListBullet"/>
+      </w:pPr>
+      <w:r>
+        <w:t>LLB (Hons), University of Malaya, 2017</w:t>
+      </w:r>
+    </w:p>
+    <w:p>
+      <w:pPr>
+        <w:pStyle w:val="Heading2"/>
+      </w:pPr>
+      <w:r>
+        <w:t>Certifications</w:t>
+      </w:r>
+    </w:p>
+    <w:p>
+      <w:pPr>
+        <w:pStyle w:val="ListBullet"/>
+      </w:pPr>
+      <w:r>
+        <w:t>ACAMS CAMS 2021</w:t>
+      </w:r>
+    </w:p>
+    <w:p>
+      <w:pPr>
+        <w:pStyle w:val="ListBullet"/>
+      </w:pPr>
+      <w:r>
+        <w:t>ICA Specialist Certificate in Trade-Based ML 2023</w:t>
+      </w:r>
+    </w:p>
+    <w:p>
+      <w:pPr>
+        <w:pStyle w:val="ListBullet"/>
+      </w:pPr>
+      <w:r>
+        <w:t>MAS-recognised AML/CFT Practitioner module 2022</w:t>
+      </w:r>
+    </w:p>
+    <w:p>
+      <w:pPr>
+        <w:pStyle w:val="Heading2"/>
+      </w:pPr>
+      <w:r>
+        <w:t>Tools</w:t>
+      </w:r>
+    </w:p>
+    <w:p>
+      <w:r>
+        <w:t>FICO Falcon, Actimize SAM-9, World-Check, Refinitiv Eikon, SQL, Python (basic, for data prep)</w:t>
+      </w:r>
+    </w:p>
+    <w:p>
+      <w:pPr>
+        <w:pStyle w:val="Heading2"/>
+      </w:pPr>
+      <w:r>
+        <w:t>Languages</w:t>
+      </w:r>
+    </w:p>
+    <w:p>
+      <w:r>
+        <w:t>Bahasa Malaysia (native), English (fluent), Tamil (native), Mandarin (basic)</w:t>
+      </w:r>
+    </w:p>
+    <w:p>
+      <w:pPr>
+        <w:pStyle w:val="Heading2"/>
+      </w:pPr>
+      <w:r>
+        <w:t>Expected package &amp; notice</w:t>
+      </w:r>
+    </w:p>
+    <w:p>
+      <w:r>
+        <w:t>RM 12,500 / month (relocation factored) · Notice: 2 months (Singapore)</w:t>
+      </w:r>
+    </w:p>
+    <w:p>
+      <w:pPr>
+        <w:pStyle w:val="Heading2"/>
+      </w:pPr>
+      <w:r>
+        <w:t>Recruiter notes</w:t>
+      </w:r>
+    </w:p>
+    <w:p>
+      <w:r>
+        <w:t>Strongest cross-border depth of the three. Salary at top of band — would push to M3 grade. Open to KL or Penang base.</w:t>
+      </w:r>
+    </w:p>
     <w:p>
       <w:pPr>
         <w:pStyle w:val="Heading1"/>
       </w:pPr>
       <w:r>
-        <w:t>Lim Sze Ying</w:t>
+        <w:t>Tan Mei Ling</w:t>
       </w:r>
     </w:p>
     <w:p>
       <w:r>
-        <w:t>Experience: 7 years</w:t>
+        <w:rPr>
+          <w:i/>
+        </w:rPr>
+        <w:t>Compliance Lead · 4 years · KasihPay Sdn Bhd (e-money licensee) · Kuala Lumpur</w:t>
       </w:r>
     </w:p>
     <w:p>
       <w:r>
-        <w:t>Most recent role: AVP Compliance, NeoPay (Fintech)</w:t>
+        <w:rPr>
+          <w:b/>
+        </w:rPr>
+        <w:t xml:space="preserve">Profile summary: </w:t>
+      </w:r>
+      <w:r>
+        <w:t>Fast-growing compliance lead from an e-money licensee. Smaller team experience (built the AML function from 1 to 4 people). Less depth in legacy bank tooling, more in modern cloud-native stacks.</w:t>
+      </w:r>
+    </w:p>
+    <w:p>
+      <w:pPr>
+        <w:pStyle w:val="Heading2"/>
+      </w:pPr>
+      <w:r>
+        <w:t>Experience</w:t>
       </w:r>
     </w:p>
     <w:p>
       <w:r>
-        <w:t>Education &amp; certifications: MSc Finance, INTI 2017; ACAMS-Certified 2020</w:t>
+        <w:rPr>
+          <w:b/>
+        </w:rPr>
+        <w:t>KasihPay Sdn Bhd — Head of Compliance &amp; MLRO (Jan 2024 – Present)</w:t>
       </w:r>
     </w:p>
     <w:p>
       <w:r>
-        <w:t>Key skills: AML transaction monitoring, EDD, model validation, SQL, audit liaison</w:t>
+        <w:t>Designated MLRO for the e-money licensee. Built the AML function from scratch — wrote the policy, designed the monitoring rule set on a SaaS RegTech platform, hired and trained the team of three analysts. Led the firm through its first BNM thematic review (Q3 2025) — no findings.</w:t>
       </w:r>
     </w:p>
     <w:p>
       <w:r>
-        <w:t>Notice period: 1 month</w:t>
+        <w:rPr>
+          <w:b/>
+        </w:rPr>
+        <w:t>KasihPay — Senior Compliance Analyst (Apr 2022 – Dec 2023)</w:t>
       </w:r>
     </w:p>
     <w:p>
       <w:r>
-        <w:t>Expected package: RM 7,500 — RM 9,500 + standard benefits</w:t>
+        <w:t>Owned daily transaction monitoring; designed the velocity and structuring rules. Liaised with the engineering team for in-product CDD UX improvements.</w:t>
       </w:r>
     </w:p>
-    <w:p/>
+    <w:p>
+      <w:r>
+        <w:rPr>
+          <w:b/>
+        </w:rPr>
+        <w:t>BinaryBank — Compliance Officer (Jul 2020 – Mar 2022)</w:t>
+      </w:r>
+    </w:p>
+    <w:p>
+      <w:r>
+        <w:t>Junior role at a digital-only bank. Sanctions screening, customer escalations, training rollout.</w:t>
+      </w:r>
+    </w:p>
+    <w:p>
+      <w:pPr>
+        <w:pStyle w:val="Heading2"/>
+      </w:pPr>
+      <w:r>
+        <w:t>Education</w:t>
+      </w:r>
+    </w:p>
+    <w:p>
+      <w:pPr>
+        <w:pStyle w:val="ListBullet"/>
+      </w:pPr>
+      <w:r>
+        <w:t>BA (Hons) Economics, Monash Malaysia, 2020</w:t>
+      </w:r>
+    </w:p>
+    <w:p>
+      <w:pPr>
+        <w:pStyle w:val="Heading2"/>
+      </w:pPr>
+      <w:r>
+        <w:t>Certifications</w:t>
+      </w:r>
+    </w:p>
+    <w:p>
+      <w:pPr>
+        <w:pStyle w:val="ListBullet"/>
+      </w:pPr>
+      <w:r>
+        <w:t>ICA Diploma in AML 2023</w:t>
+      </w:r>
+    </w:p>
+    <w:p>
+      <w:pPr>
+        <w:pStyle w:val="ListBullet"/>
+      </w:pPr>
+      <w:r>
+        <w:t>BNM Compliance Officers' Networking Group member</w:t>
+      </w:r>
+    </w:p>
+    <w:p>
+      <w:pPr>
+        <w:pStyle w:val="Heading2"/>
+      </w:pPr>
+      <w:r>
+        <w:t>Tools</w:t>
+      </w:r>
+    </w:p>
+    <w:p>
+      <w:r>
+        <w:t>ComplyAdvantage, Sumsub (eKYC), LexisNexis Bridger XG, Notion + Airtable, SQL (intermediate), Tableau</w:t>
+      </w:r>
+    </w:p>
+    <w:p>
+      <w:pPr>
+        <w:pStyle w:val="Heading2"/>
+      </w:pPr>
+      <w:r>
+        <w:t>Languages</w:t>
+      </w:r>
+    </w:p>
+    <w:p>
+      <w:r>
+        <w:t>Bahasa Malaysia (native), English (fluent), Mandarin (fluent), Cantonese (fluent)</w:t>
+      </w:r>
+    </w:p>
+    <w:p>
+      <w:pPr>
+        <w:pStyle w:val="Heading2"/>
+      </w:pPr>
+      <w:r>
+        <w:t>Expected package &amp; notice</w:t>
+      </w:r>
+    </w:p>
+    <w:p>
+      <w:r>
+        <w:t>RM 9,500 / month (open) · Notice: 1 month</w:t>
+      </w:r>
+    </w:p>
+    <w:p>
+      <w:pPr>
+        <w:pStyle w:val="Heading2"/>
+      </w:pPr>
+      <w:r>
+        <w:t>Recruiter notes</w:t>
+      </w:r>
+    </w:p>
+    <w:p>
+      <w:r>
+        <w:t>Younger than the other two but ran her own team. Mandarin/Cantonese fluency is a plus for the Penang and KL Chinatown branches. Less Actimize exposure.</w:t>
+      </w:r>
+    </w:p>
     <w:sectPr>
       <w:pgSz w:w="12240" w:h="15840"/>
       <w:pgMar w:top="1440" w:right="1800" w:bottom="1440" w:left="1800" w:header="720" w:footer="720" w:gutter="0"/>
